--- a/players-guide/HowThisClassWorks.docx
+++ b/players-guide/HowThisClassWorks.docx
@@ -90,7 +90,7 @@
           <w:sz w:val="19"/>
           <w:szCs w:val="19"/>
         </w:rPr>
-        <w:t xml:space="preserve">This is an English course. The content is Cambridge's — you study Evolve on Cambridge One, and you take the Cambridge test at the end of every unit, exactly as you would in any other class. What is different is the shape of the lesson: for two hours a week, you and three other students live a story in English, and each of you plays a character inside it.</w:t>
+        <w:t xml:space="preserve">This is an English course. The content is Cambridge's — you study Evolve on Cambridge One, and you take the Cambridge test at the end of every unit, exactly as you would in any other class. What is different is the shape of the lesson: you and up to three other students live a story in English, and each of you plays a character inside it.</w:t>
       </w:r>
     </w:p>
     <w:p>
@@ -419,7 +419,7 @@
           <w:sz w:val="20"/>
           <w:szCs w:val="20"/>
         </w:rPr>
-        <w:t xml:space="preserve">YOUR WEEK</w:t>
+        <w:t xml:space="preserve">YOUR RHYTHM</w:t>
       </w:r>
     </w:p>
     <w:tbl>
@@ -516,7 +516,7 @@
                 <w:sz w:val="18"/>
                 <w:szCs w:val="18"/>
               </w:rPr>
-              <w:t xml:space="preserve">During the week</w:t>
+              <w:t xml:space="preserve">Before each session</w:t>
             </w:r>
           </w:p>
         </w:tc>
@@ -541,7 +541,7 @@
                 <w:sz w:val="18"/>
                 <w:szCs w:val="18"/>
               </w:rPr>
-              <w:t xml:space="preserve">Your Evolve unit and whatever homework was set. Finishing it before Saturday is worth a Language Point — see below.</w:t>
+              <w:t xml:space="preserve">Your Evolve unit and whatever homework was set. Finishing it before you sit down is worth a Language Point — see below.</w:t>
             </w:r>
           </w:p>
         </w:tc>
@@ -571,7 +571,7 @@
                 <w:sz w:val="18"/>
                 <w:szCs w:val="18"/>
               </w:rPr>
-              <w:t xml:space="preserve">Saturday, 10:00</w:t>
+              <w:t xml:space="preserve">The session itself</w:t>
             </w:r>
           </w:p>
         </w:tc>
@@ -596,7 +596,7 @@
                 <w:sz w:val="18"/>
                 <w:szCs w:val="18"/>
               </w:rPr>
-              <w:t xml:space="preserve">Two hours. Ten minutes to arrive and say what happened last week, ninety minutes of story, twenty minutes to close.</w:t>
+              <w:t xml:space="preserve">A few minutes to arrive and say what happened last time, then the story, then a close. Your group's day, time and length are in Classroom, under Start Here.</w:t>
             </w:r>
           </w:p>
         </w:tc>
@@ -674,7 +674,7 @@
           <w:sz w:val="20"/>
           <w:szCs w:val="20"/>
         </w:rPr>
-        <w:t xml:space="preserve">HAVE THESE OPEN EVERY SATURDAY</w:t>
+        <w:t xml:space="preserve">HAVE THESE OPEN EVERY SESSION</w:t>
       </w:r>
     </w:p>
     <w:tbl>
@@ -730,7 +730,7 @@
                 <w:sz w:val="19"/>
                 <w:szCs w:val="19"/>
               </w:rPr>
-              <w:t xml:space="preserve">The Zoom link (the same one every week, in Start Here)  ·  your own character sheet  ·  the Quick Reference  ·  something to write names and promises on.</w:t>
+              <w:t xml:space="preserve">The Zoom link (always the same one, in Start Here)  ·  your own character sheet  ·  the Quick Reference  ·  something to write names and promises on.</w:t>
             </w:r>
           </w:p>
         </w:tc>
@@ -1409,7 +1409,7 @@
           <w:sz w:val="19"/>
           <w:szCs w:val="19"/>
         </w:rPr>
-        <w:t xml:space="preserve">Isto é um curso de inglês. O conteúdo é da Cambridge — você estuda o Evolve na plataforma Cambridge One e faz a prova da Cambridge ao fim de cada unidade, igual a qualquer outro curso. O que muda é o formato da aula: durante duas horas por semana, você e mais três alunos vivem uma história em inglês, e cada um tem um personagem dentro dela.</w:t>
+        <w:t xml:space="preserve">Isto é um curso de inglês. O conteúdo é da Cambridge — você estuda o Evolve na plataforma Cambridge One e faz a prova da Cambridge ao fim de cada unidade, igual a qualquer outro curso. O que muda é o formato da aula: você e até mais três alunos vivem uma história em inglês, e cada um tem um personagem dentro dela.</w:t>
       </w:r>
     </w:p>
     <w:p>
@@ -1738,7 +1738,7 @@
           <w:sz w:val="20"/>
           <w:szCs w:val="20"/>
         </w:rPr>
-        <w:t xml:space="preserve">SUA SEMANA</w:t>
+        <w:t xml:space="preserve">SEU RITMO</w:t>
       </w:r>
     </w:p>
     <w:tbl>
@@ -1835,7 +1835,7 @@
                 <w:sz w:val="18"/>
                 <w:szCs w:val="18"/>
               </w:rPr>
-              <w:t xml:space="preserve">Durante a semana</w:t>
+              <w:t xml:space="preserve">Antes de cada sessão</w:t>
             </w:r>
           </w:p>
         </w:tc>
@@ -1860,7 +1860,7 @@
                 <w:sz w:val="18"/>
                 <w:szCs w:val="18"/>
               </w:rPr>
-              <w:t xml:space="preserve">Sua unidade do Evolve e a lição que foi passada. Terminar antes de sábado te dá uma vantagem na mesa — veja abaixo.</w:t>
+              <w:t xml:space="preserve">Sua unidade do Evolve e a lição que foi passada. Terminar antes de sentar vale um Language Point — veja abaixo.</w:t>
             </w:r>
           </w:p>
         </w:tc>
@@ -1890,7 +1890,7 @@
                 <w:sz w:val="18"/>
                 <w:szCs w:val="18"/>
               </w:rPr>
-              <w:t xml:space="preserve">Sábado, 10h</w:t>
+              <w:t xml:space="preserve">A sessão</w:t>
             </w:r>
           </w:p>
         </w:tc>
@@ -1915,7 +1915,7 @@
                 <w:sz w:val="18"/>
                 <w:szCs w:val="18"/>
               </w:rPr>
-              <w:t xml:space="preserve">Duas horas. Dez minutos para chegar e contar o que aconteceu na semana passada, noventa minutos de história, vinte para fechar.</w:t>
+              <w:t xml:space="preserve">Alguns minutos para chegar e contar o que aconteceu da última vez, a história, e o fechamento. O dia, o horário e a duração do seu grupo estão no Classroom, no Start Here.</w:t>
             </w:r>
           </w:p>
         </w:tc>
@@ -1993,7 +1993,7 @@
           <w:sz w:val="20"/>
           <w:szCs w:val="20"/>
         </w:rPr>
-        <w:t xml:space="preserve">TENHA ISTO ABERTO TODO SÁBADO</w:t>
+        <w:t xml:space="preserve">TENHA ISTO ABERTO EM TODA SESSÃO</w:t>
       </w:r>
     </w:p>
     <w:tbl>
@@ -2049,7 +2049,7 @@
                 <w:sz w:val="19"/>
                 <w:szCs w:val="19"/>
               </w:rPr>
-              <w:t xml:space="preserve">O link do Zoom (o mesmo toda semana, no Start Here)  ·  a sua ficha de personagem  ·  o Quick Reference  ·  algo para anotar nomes e promessas.</w:t>
+              <w:t xml:space="preserve">O link do Zoom (sempre o mesmo, no Start Here)  ·  a sua ficha de personagem  ·  o Quick Reference  ·  algo para anotar nomes e promessas.</w:t>
             </w:r>
           </w:p>
         </w:tc>
